--- a/data/revised_2026-10_full/tracked/v2/Maths/SS2.4_Surface_Area_and_Volume_of_Solids/Mathematics_Surface_Area_and_Volume_of_Solids_SummaryTable_TRACKED.docx
+++ b/data/revised_2026-10_full/tracked/v2/Maths/SS2.4_Surface_Area_and_Volume_of_Solids/Mathematics_Surface_Area_and_Volume_of_Solids_SummaryTable_TRACKED.docx
@@ -648,7 +648,7 @@
               </w:rPr>
               <w:t xml:space="preserve">The total surface area of a prism or pyramid is the sum of the areas of all its faces, which can be found by unfolding the solid into a flat net. Different solid shapes — even if they enclose the same volume — can have </w:t>
             </w:r>
-            <w:del w:id="9001" w:author="Claude (AI) - proposed" w:date="2026-10-15T12:58:07Z">
+            <w:del w:id="9001" w:author="Claude (AI) - proposed" w:date="2026-10-18T00:31:17Z">
               <w:r>
                 <w:rPr>
                   <w:rFonts w:ascii="Arial" w:cs="Arial" w:eastAsia="Arial" w:hAnsi="Arial"/>
@@ -951,7 +951,7 @@
               </w:rPr>
               <w:t xml:space="preserve">Learners learned that a frustum of a cone has two circular faces (radii R and r) and a curved lateral surface, and that its total surface area is calculated using SA = π(R² + r²) + π(R + r)l; they applied this formula to calculate that the Kisumu frustum-shaped water tank has a total surface area of approximately </w:t>
             </w:r>
-            <w:del w:id="9002" w:author="Claude (AI) - proposed" w:date="2026-10-15T12:58:07Z">
+            <w:del w:id="9002" w:author="Claude (AI) - proposed" w:date="2026-10-18T00:31:17Z">
               <w:r>
                 <w:rPr>
                   <w:rFonts w:ascii="Arial" w:cs="Arial" w:eastAsia="Arial" w:hAnsi="Arial"/>
@@ -966,7 +966,7 @@
                 <w:delText xml:space="preserve">7.03 m²</w:delText>
               </w:r>
             </w:del>
-            <w:ins w:id="9003" w:author="Claude (AI) - proposed" w:date="2026-10-15T12:58:07Z">
+            <w:ins w:id="9003" w:author="Claude (AI) - proposed" w:date="2026-10-18T00:31:17Z">
               <w:r>
                 <w:rPr>
                   <w:rFonts w:ascii="Arial" w:cs="Arial" w:eastAsia="Arial" w:hAnsi="Arial"/>
@@ -994,7 +994,7 @@
               </w:rPr>
               <w:t xml:space="preserve">, costing approximately Ksh </w:t>
             </w:r>
-            <w:del w:id="9004" w:author="Claude (AI) - proposed" w:date="2026-10-15T12:58:07Z">
+            <w:del w:id="9004" w:author="Claude (AI) - proposed" w:date="2026-10-18T00:31:17Z">
               <w:r>
                 <w:rPr>
                   <w:rFonts w:ascii="Arial" w:cs="Arial" w:eastAsia="Arial" w:hAnsi="Arial"/>
@@ -1009,7 +1009,7 @@
                 <w:delText xml:space="preserve">5,975</w:delText>
               </w:r>
             </w:del>
-            <w:ins w:id="9005" w:author="Claude (AI) - proposed" w:date="2026-10-15T12:58:07Z">
+            <w:ins w:id="9005" w:author="Claude (AI) - proposed" w:date="2026-10-18T00:31:17Z">
               <w:r>
                 <w:rPr>
                   <w:rFonts w:ascii="Arial" w:cs="Arial" w:eastAsia="Arial" w:hAnsi="Arial"/>
@@ -1057,10 +1057,10 @@
               <w:spacing w:after="40" w:before="0"/>
               <w:jc w:val="left"/>
               <w:rPr>
-                <w:ins w:id="9007" w:author="Claude (AI) - proposed" w:date="2026-10-15T12:58:07Z"/>
-              </w:rPr>
-            </w:pPr>
-            <w:ins w:id="9006" w:author="Claude (AI) - proposed" w:date="2026-10-15T12:58:07Z">
+                <w:ins w:id="9007" w:author="Claude (AI) - proposed" w:date="2026-10-18T00:31:17Z"/>
+              </w:rPr>
+            </w:pPr>
+            <w:ins w:id="9006" w:author="Claude (AI) - proposed" w:date="2026-10-18T00:31:17Z">
               <w:r>
                 <w:rPr>
                   <w:rFonts w:ascii="Arial" w:cs="Arial" w:eastAsia="Arial" w:hAnsi="Arial"/>
@@ -1082,10 +1082,10 @@
               <w:spacing w:after="40" w:before="0"/>
               <w:jc w:val="left"/>
               <w:rPr>
-                <w:del w:id="9009" w:author="Claude (AI) - proposed" w:date="2026-10-15T12:58:07Z"/>
-              </w:rPr>
-            </w:pPr>
-            <w:del w:id="9008" w:author="Claude (AI) - proposed" w:date="2026-10-15T12:58:07Z">
+                <w:del w:id="9009" w:author="Claude (AI) - proposed" w:date="2026-10-18T00:31:17Z"/>
+              </w:rPr>
+            </w:pPr>
+            <w:del w:id="9008" w:author="Claude (AI) - proposed" w:date="2026-10-18T00:31:17Z">
               <w:r>
                 <w:rPr>
                   <w:rFonts w:ascii="Arial" w:cs="Arial" w:eastAsia="Arial" w:hAnsi="Arial"/>
@@ -1375,7 +1375,7 @@
               </w:rPr>
               <w:t xml:space="preserve">Learners calculated that the cylinder-hemisphere water tank has a total exposed surface area of approximately 16.</w:t>
             </w:r>
-            <w:del w:id="9010" w:author="Claude (AI) - proposed" w:date="2026-10-15T12:58:07Z">
+            <w:del w:id="9010" w:author="Claude (AI) - proposed" w:date="2026-10-18T00:31:17Z">
               <w:r>
                 <w:rPr>
                   <w:rFonts w:ascii="Arial" w:cs="Arial" w:eastAsia="Arial" w:hAnsi="Arial"/>
@@ -1390,7 +1390,7 @@
                 <w:delText xml:space="preserve">09</w:delText>
               </w:r>
             </w:del>
-            <w:ins w:id="9011" w:author="Claude (AI) - proposed" w:date="2026-10-15T12:58:07Z">
+            <w:ins w:id="9011" w:author="Claude (AI) - proposed" w:date="2026-10-18T00:31:17Z">
               <w:r>
                 <w:rPr>
                   <w:rFonts w:ascii="Arial" w:cs="Arial" w:eastAsia="Arial" w:hAnsi="Arial"/>
@@ -1418,7 +1418,7 @@
               </w:rPr>
               <w:t xml:space="preserve"> m² (5.</w:t>
             </w:r>
-            <w:del w:id="9012" w:author="Claude (AI) - proposed" w:date="2026-10-15T12:58:07Z">
+            <w:del w:id="9012" w:author="Claude (AI) - proposed" w:date="2026-10-18T00:31:17Z">
               <w:r>
                 <w:rPr>
                   <w:rFonts w:ascii="Arial" w:cs="Arial" w:eastAsia="Arial" w:hAnsi="Arial"/>
@@ -1433,7 +1433,7 @@
                 <w:delText xml:space="preserve">12π</w:delText>
               </w:r>
             </w:del>
-            <w:ins w:id="9013" w:author="Claude (AI) - proposed" w:date="2026-10-15T12:58:07Z">
+            <w:ins w:id="9013" w:author="Claude (AI) - proposed" w:date="2026-10-18T00:31:17Z">
               <w:r>
                 <w:rPr>
                   <w:rFonts w:ascii="Arial" w:cs="Arial" w:eastAsia="Arial" w:hAnsi="Arial"/>
@@ -1461,7 +1461,7 @@
               </w:rPr>
               <w:t xml:space="preserve"> m²), which is </w:t>
             </w:r>
-            <w:del w:id="9014" w:author="Claude (AI) - proposed" w:date="2026-10-15T12:58:07Z">
+            <w:del w:id="9014" w:author="Claude (AI) - proposed" w:date="2026-10-18T00:31:17Z">
               <w:r>
                 <w:rPr>
                   <w:rFonts w:ascii="Arial" w:cs="Arial" w:eastAsia="Arial" w:hAnsi="Arial"/>
@@ -1476,7 +1476,7 @@
                 <w:delText xml:space="preserve">measurably</w:delText>
               </w:r>
             </w:del>
-            <w:ins w:id="9015" w:author="Claude (AI) - proposed" w:date="2026-10-15T12:58:07Z">
+            <w:ins w:id="9015" w:author="Claude (AI) - proposed" w:date="2026-10-18T00:31:17Z">
               <w:r>
                 <w:rPr>
                   <w:rFonts w:ascii="Arial" w:cs="Arial" w:eastAsia="Arial" w:hAnsi="Arial"/>
@@ -1504,7 +1504,7 @@
               </w:rPr>
               <w:t xml:space="preserve"> larger than the frustum tank's </w:t>
             </w:r>
-            <w:del w:id="9016" w:author="Claude (AI) - proposed" w:date="2026-10-15T12:58:07Z">
+            <w:del w:id="9016" w:author="Claude (AI) - proposed" w:date="2026-10-18T00:31:17Z">
               <w:r>
                 <w:rPr>
                   <w:rFonts w:ascii="Arial" w:cs="Arial" w:eastAsia="Arial" w:hAnsi="Arial"/>
@@ -1519,7 +1519,7 @@
                 <w:delText xml:space="preserve">surface area</w:delText>
               </w:r>
             </w:del>
-            <w:ins w:id="9017" w:author="Claude (AI) - proposed" w:date="2026-10-15T12:58:07Z">
+            <w:ins w:id="9017" w:author="Claude (AI) - proposed" w:date="2026-10-18T00:31:17Z">
               <w:r>
                 <w:rPr>
                   <w:rFonts w:ascii="Arial" w:cs="Arial" w:eastAsia="Arial" w:hAnsi="Arial"/>
@@ -1547,7 +1547,7 @@
               </w:rPr>
               <w:t xml:space="preserve"> computed in Lesson 3 — even though both tanks </w:t>
             </w:r>
-            <w:del w:id="9018" w:author="Claude (AI) - proposed" w:date="2026-10-15T12:58:07Z">
+            <w:del w:id="9018" w:author="Claude (AI) - proposed" w:date="2026-10-18T00:31:17Z">
               <w:r>
                 <w:rPr>
                   <w:rFonts w:ascii="Arial" w:cs="Arial" w:eastAsia="Arial" w:hAnsi="Arial"/>
@@ -1562,7 +1562,7 @@
                 <w:delText xml:space="preserve">hold exactly</w:delText>
               </w:r>
             </w:del>
-            <w:ins w:id="9019" w:author="Claude (AI) - proposed" w:date="2026-10-15T12:58:07Z">
+            <w:ins w:id="9019" w:author="Claude (AI) - proposed" w:date="2026-10-18T00:31:17Z">
               <w:r>
                 <w:rPr>
                   <w:rFonts w:ascii="Arial" w:cs="Arial" w:eastAsia="Arial" w:hAnsi="Arial"/>
@@ -1931,7 +1931,7 @@
               </w:rPr>
               <w:t xml:space="preserve">Learners explained, in their cumulative Tank Comparison Models, how the calculated volume of the frustum tank either confirms or challenges the manufacturer's advertised capacity of 5,000 litres, and identified that the </w:t>
             </w:r>
-            <w:del w:id="9020" w:author="Claude (AI) - proposed" w:date="2026-10-15T12:58:07Z">
+            <w:del w:id="9020" w:author="Claude (AI) - proposed" w:date="2026-10-18T00:31:17Z">
               <w:r>
                 <w:rPr>
                   <w:rFonts w:ascii="Arial" w:cs="Arial" w:eastAsia="Arial" w:hAnsi="Arial"/>
@@ -1946,7 +1946,7 @@
                 <w:delText xml:space="preserve">composite cylinder-hemisphere tank's volume</w:delText>
               </w:r>
             </w:del>
-            <w:ins w:id="9021" w:author="Claude (AI) - proposed" w:date="2026-10-15T12:58:07Z">
+            <w:ins w:id="9021" w:author="Claude (AI) - proposed" w:date="2026-10-18T00:31:17Z">
               <w:r>
                 <w:rPr>
                   <w:rFonts w:ascii="Arial" w:cs="Arial" w:eastAsia="Arial" w:hAnsi="Arial"/>
@@ -1974,7 +1974,7 @@
               </w:rPr>
               <w:t xml:space="preserve"> must still be </w:t>
             </w:r>
-            <w:del w:id="9022" w:author="Claude (AI) - proposed" w:date="2026-10-15T12:58:07Z">
+            <w:del w:id="9022" w:author="Claude (AI) - proposed" w:date="2026-10-18T00:31:17Z">
               <w:r>
                 <w:rPr>
                   <w:rFonts w:ascii="Arial" w:cs="Arial" w:eastAsia="Arial" w:hAnsi="Arial"/>
@@ -1989,7 +1989,7 @@
                 <w:delText xml:space="preserve">calculated</w:delText>
               </w:r>
             </w:del>
-            <w:ins w:id="9023" w:author="Claude (AI) - proposed" w:date="2026-10-15T12:58:07Z">
+            <w:ins w:id="9023" w:author="Claude (AI) - proposed" w:date="2026-10-18T00:31:17Z">
               <w:r>
                 <w:rPr>
                   <w:rFonts w:ascii="Arial" w:cs="Arial" w:eastAsia="Arial" w:hAnsi="Arial"/>
@@ -2325,7 +2325,7 @@
               </w:rPr>
               <w:t xml:space="preserve">Learners explained — using a completed Comparison Table with actual computed values — that the frustum tank uses less metal sheet than the cylinder-hemisphere tank because it has a smaller surface area</w:t>
             </w:r>
-            <w:ins w:id="9024" w:author="Claude (AI) - proposed" w:date="2026-10-15T12:58:07Z">
+            <w:ins w:id="9024" w:author="Claude (AI) - proposed" w:date="2026-10-18T00:31:17Z">
               <w:r>
                 <w:rPr>
                   <w:rFonts w:ascii="Arial" w:cs="Arial" w:eastAsia="Arial" w:hAnsi="Arial"/>
@@ -2353,7 +2353,7 @@
               </w:rPr>
               <w:t xml:space="preserve">, even though both tanks hold </w:t>
             </w:r>
-            <w:del w:id="9025" w:author="Claude (AI) - proposed" w:date="2026-10-15T12:58:07Z">
+            <w:del w:id="9025" w:author="Claude (AI) - proposed" w:date="2026-10-18T00:31:17Z">
               <w:r>
                 <w:rPr>
                   <w:rFonts w:ascii="Arial" w:cs="Arial" w:eastAsia="Arial" w:hAnsi="Arial"/>
@@ -2368,7 +2368,7 @@
                 <w:delText xml:space="preserve">exactly</w:delText>
               </w:r>
             </w:del>
-            <w:ins w:id="9026" w:author="Claude (AI) - proposed" w:date="2026-10-15T12:58:07Z">
+            <w:ins w:id="9026" w:author="Claude (AI) - proposed" w:date="2026-10-18T00:31:17Z">
               <w:r>
                 <w:rPr>
                   <w:rFonts w:ascii="Arial" w:cs="Arial" w:eastAsia="Arial" w:hAnsi="Arial"/>
@@ -2396,7 +2396,7 @@
               </w:rPr>
               <w:t xml:space="preserve"> the same volume of water (</w:t>
             </w:r>
-            <w:del w:id="9027" w:author="Claude (AI) - proposed" w:date="2026-10-15T12:58:07Z">
+            <w:del w:id="9027" w:author="Claude (AI) - proposed" w:date="2026-10-18T00:31:17Z">
               <w:r>
                 <w:rPr>
                   <w:rFonts w:ascii="Arial" w:cs="Arial" w:eastAsia="Arial" w:hAnsi="Arial"/>
@@ -2411,7 +2411,7 @@
                 <w:delText xml:space="preserve">5,000</w:delText>
               </w:r>
             </w:del>
-            <w:ins w:id="9028" w:author="Claude (AI) - proposed" w:date="2026-10-15T12:58:07Z">
+            <w:ins w:id="9028" w:author="Claude (AI) - proposed" w:date="2026-10-18T00:31:17Z">
               <w:r>
                 <w:rPr>
                   <w:rFonts w:ascii="Arial" w:cs="Arial" w:eastAsia="Arial" w:hAnsi="Arial"/>
@@ -2527,7 +2527,7 @@
               </w:rPr>
               <w:t xml:space="preserve">Learners observed that three different solid shapes (a pure cylinder, a composite cylinder-hemisphere, and a frustum) can each hold </w:t>
             </w:r>
-            <w:del w:id="9029" w:author="Claude (AI) - proposed" w:date="2026-10-15T12:58:07Z">
+            <w:del w:id="9029" w:author="Claude (AI) - proposed" w:date="2026-10-18T00:31:17Z">
               <w:r>
                 <w:rPr>
                   <w:rFonts w:ascii="Arial" w:cs="Arial" w:eastAsia="Arial" w:hAnsi="Arial"/>
@@ -2542,7 +2542,7 @@
                 <w:delText xml:space="preserve">exactly</w:delText>
               </w:r>
             </w:del>
-            <w:ins w:id="9030" w:author="Claude (AI) - proposed" w:date="2026-10-15T12:58:07Z">
+            <w:ins w:id="9030" w:author="Claude (AI) - proposed" w:date="2026-10-18T00:31:17Z">
               <w:r>
                 <w:rPr>
                   <w:rFonts w:ascii="Arial" w:cs="Arial" w:eastAsia="Arial" w:hAnsi="Arial"/>
@@ -2570,7 +2570,7 @@
               </w:rPr>
               <w:t xml:space="preserve"> 5,000 litres (5 m³) of water while having </w:t>
             </w:r>
-            <w:del w:id="9031" w:author="Claude (AI) - proposed" w:date="2026-10-15T12:58:07Z">
+            <w:del w:id="9031" w:author="Claude (AI) - proposed" w:date="2026-10-18T00:31:17Z">
               <w:r>
                 <w:rPr>
                   <w:rFonts w:ascii="Arial" w:cs="Arial" w:eastAsia="Arial" w:hAnsi="Arial"/>
@@ -2598,7 +2598,7 @@
               </w:rPr>
               <w:t xml:space="preserve">different outer surface areas</w:t>
             </w:r>
-            <w:ins w:id="9032" w:author="Claude (AI) - proposed" w:date="2026-10-15T12:58:07Z">
+            <w:ins w:id="9032" w:author="Claude (AI) - proposed" w:date="2026-10-18T00:31:17Z">
               <w:r>
                 <w:rPr>
                   <w:rFonts w:ascii="Arial" w:cs="Arial" w:eastAsia="Arial" w:hAnsi="Arial"/>
@@ -2692,7 +2692,7 @@
               </w:rPr>
               <w:t xml:space="preserve">Learners can now fully explain the anchoring phenomenon: the frustum-shaped tank at the Kisumu factory </w:t>
             </w:r>
-            <w:del w:id="9033" w:author="Claude (AI) - proposed" w:date="2026-10-15T12:58:07Z">
+            <w:del w:id="9033" w:author="Claude (AI) - proposed" w:date="2026-10-18T00:31:17Z">
               <w:r>
                 <w:rPr>
                   <w:rFonts w:ascii="Arial" w:cs="Arial" w:eastAsia="Arial" w:hAnsi="Arial"/>
@@ -2707,7 +2707,7 @@
                 <w:delText xml:space="preserve">uses</w:delText>
               </w:r>
             </w:del>
-            <w:ins w:id="9034" w:author="Claude (AI) - proposed" w:date="2026-10-15T12:58:07Z">
+            <w:ins w:id="9034" w:author="Claude (AI) - proposed" w:date="2026-10-18T00:31:17Z">
               <w:r>
                 <w:rPr>
                   <w:rFonts w:ascii="Arial" w:cs="Arial" w:eastAsia="Arial" w:hAnsi="Arial"/>
@@ -2735,7 +2735,7 @@
               </w:rPr>
               <w:t xml:space="preserve"> less metal sheet than the composite cylinder-hemisphere tank </w:t>
             </w:r>
-            <w:del w:id="9035" w:author="Claude (AI) - proposed" w:date="2026-10-15T12:58:07Z">
+            <w:del w:id="9035" w:author="Claude (AI) - proposed" w:date="2026-10-18T00:31:17Z">
               <w:r>
                 <w:rPr>
                   <w:rFonts w:ascii="Arial" w:cs="Arial" w:eastAsia="Arial" w:hAnsi="Arial"/>
@@ -2750,7 +2750,7 @@
                 <w:delText xml:space="preserve">for</w:delText>
               </w:r>
             </w:del>
-            <w:ins w:id="9036" w:author="Claude (AI) - proposed" w:date="2026-10-15T12:58:07Z">
+            <w:ins w:id="9036" w:author="Claude (AI) - proposed" w:date="2026-10-18T00:31:17Z">
               <w:r>
                 <w:rPr>
                   <w:rFonts w:ascii="Arial" w:cs="Arial" w:eastAsia="Arial" w:hAnsi="Arial"/>
@@ -2778,7 +2778,7 @@
               </w:rPr>
               <w:t xml:space="preserve"> the same 5,000</w:t>
             </w:r>
-            <w:del w:id="9037" w:author="Claude (AI) - proposed" w:date="2026-10-15T12:58:07Z">
+            <w:del w:id="9037" w:author="Claude (AI) - proposed" w:date="2026-10-18T00:31:17Z">
               <w:r>
                 <w:rPr>
                   <w:rFonts w:ascii="Arial" w:cs="Arial" w:eastAsia="Arial" w:hAnsi="Arial"/>
@@ -2793,7 +2793,7 @@
                 <w:delText xml:space="preserve">-litre volume because the frustum's geometry — specifically its sloping lateral surface, defined by</w:delText>
               </w:r>
             </w:del>
-            <w:ins w:id="9038" w:author="Claude (AI) - proposed" w:date="2026-10-15T12:58:07Z">
+            <w:ins w:id="9038" w:author="Claude (AI) - proposed" w:date="2026-10-18T00:31:17Z">
               <w:r>
                 <w:rPr>
                   <w:rFonts w:ascii="Arial" w:cs="Arial" w:eastAsia="Arial" w:hAnsi="Arial"/>
@@ -2821,7 +2821,7 @@
               </w:rPr>
               <w:t xml:space="preserve"> slant height l = √[h² + (R−r)²]</w:t>
             </w:r>
-            <w:del w:id="9039" w:author="Claude (AI) - proposed" w:date="2026-10-15T12:58:07Z">
+            <w:del w:id="9039" w:author="Claude (AI) - proposed" w:date="2026-10-18T00:31:17Z">
               <w:r>
                 <w:rPr>
                   <w:rFonts w:ascii="Arial" w:cs="Arial" w:eastAsia="Arial" w:hAnsi="Arial"/>
@@ -2836,7 +2836,7 @@
                 <w:delText xml:space="preserve">, and the fact that its top opening is narrower (smaller r) than a full cylinder's top — results in a smaller total outer surface area</w:delText>
               </w:r>
             </w:del>
-            <w:ins w:id="9040" w:author="Claude (AI) - proposed" w:date="2026-10-15T12:58:07Z">
+            <w:ins w:id="9040" w:author="Claude (AI) - proposed" w:date="2026-10-18T00:31:17Z">
               <w:r>
                 <w:rPr>
                   <w:rFonts w:ascii="Arial" w:cs="Arial" w:eastAsia="Arial" w:hAnsi="Arial"/>
@@ -2986,7 +2986,7 @@
         </w:rPr>
         <w:t xml:space="preserve">© 2026 SeaVuria and ARES. This work is licensed under a </w:t>
       </w:r>
-      <w:hyperlink w:history="1" r:id="rIdfr3vfr55-aaktsb7kzeft">
+      <w:hyperlink w:history="1" r:id="rIdppz8hz_3pga0ksyzxmqhx">
         <w:r>
           <w:rPr>
             <w:rFonts w:ascii="Arial" w:cs="Arial" w:eastAsia="Arial" w:hAnsi="Arial"/>
@@ -3006,7 +3006,7 @@
         </w:rPr>
         <w:t xml:space="preserve"> (</w:t>
       </w:r>
-      <w:hyperlink w:history="1" r:id="rIdf6bftsu5pbeagkuhpccqr">
+      <w:hyperlink w:history="1" r:id="rIdsf_ur3usng_3el87_whkd">
         <w:r>
           <w:rPr>
             <w:rFonts w:ascii="Arial" w:cs="Arial" w:eastAsia="Arial" w:hAnsi="Arial"/>
@@ -3026,7 +3026,7 @@
         </w:rPr>
         <w:t xml:space="preserve">). To view a copy of this license, visit </w:t>
       </w:r>
-      <w:hyperlink w:history="1" r:id="rIdyl3lagg-qfq4qu7yoi5cl">
+      <w:hyperlink w:history="1" r:id="rIdd_hhc3apayky6khiget3k">
         <w:r>
           <w:rPr>
             <w:rFonts w:ascii="Arial" w:cs="Arial" w:eastAsia="Arial" w:hAnsi="Arial"/>
